--- a/output/NBR_Legal_Land_Digest_2026-09-07.docx
+++ b/output/NBR_Legal_Land_Digest_2026-09-07.docx
@@ -237,31 +237,6 @@
           <w:szCs w:val="19"/>
         </w:rPr>
         <w:t xml:space="preserve">Otherwise a quiet day: no new Grade A/mid-tier Bengaluru land deal, no fresh Karnataka HC land ruling directly on file since the Amit Garg K-RERA Registry decision, no public BDA response to the BBC Governor petition, and no developments in TNRERA, HYDRAA, Amaravati or Kerala beyond what is already on file. No new NBR-specific news.</w:t>
-      </w:r>
-    </w:p>
-    <w:p>
-      <w:pPr>
-        <w:spacing w:after="130"/>
-      </w:pPr>
-      <w:r>
-        <w:rPr>
-          <w:rFonts w:ascii="Calibri" w:cs="Calibri" w:eastAsia="Calibri" w:hAnsi="Calibri"/>
-          <w:b/>
-          <w:bCs/>
-          <w:color w:val="0B2545"/>
-          <w:sz w:val="19"/>
-          <w:szCs w:val="19"/>
-        </w:rPr>
-        <w:t xml:space="preserve">[INFO]  </w:t>
-      </w:r>
-      <w:r>
-        <w:rPr>
-          <w:rFonts w:ascii="Calibri" w:cs="Calibri" w:eastAsia="Calibri" w:hAnsi="Calibri"/>
-          <w:color w:val="1A1A1A"/>
-          <w:sz w:val="19"/>
-          <w:szCs w:val="19"/>
-        </w:rPr>
-        <w:t xml:space="preserve">Otherwise a quiet day: no new Grade A/mid-tier Bengaluru land deal, no fresh Karnataka HC ruling since the Amit Garg K-RERA Registry decision, no public BDA response to the BBC Governor petition, no update on the GBA/SIR election timeline, and no developments in TNRERA, HYDRAA, Amaravati or Kerala beyond what is already on file. No new NBR-specific news.</w:t>
       </w:r>
     </w:p>
     <w:p>
